--- a/Capstone-final-project/DAY5-Customer Booking.docx
+++ b/Capstone-final-project/DAY5-Customer Booking.docx
@@ -78,6 +78,7 @@
           <w:pgNumType w:fmt="decimal"/>
           <w:formProt w:val="false"/>
           <w:textDirection w:val="lrTb"/>
+          <w:docGrid w:type="default" w:linePitch="100" w:charSpace="0"/>
         </w:sectPr>
       </w:pPr>
     </w:p>
@@ -164,6 +165,7 @@
           <w:pgMar w:left="1134" w:right="1134" w:gutter="0" w:header="0" w:top="1134" w:footer="0" w:bottom="1134"/>
           <w:formProt w:val="false"/>
           <w:textDirection w:val="lrTb"/>
+          <w:docGrid w:type="default" w:linePitch="100" w:charSpace="0"/>
         </w:sectPr>
       </w:pPr>
     </w:p>
@@ -185,9 +187,9 @@
           <w:type w:val="continuous"/>
           <w:pgSz w:w="11906" w:h="16838"/>
           <w:pgMar w:left="1134" w:right="1134" w:gutter="0" w:header="0" w:top="1134" w:footer="0" w:bottom="1134"/>
-          <w:pgNumType w:fmt="decimal"/>
-          <w:formProt w:val="false"/>
-          <w:textDirection w:val="lrTb"/>
+          <w:formProt w:val="false"/>
+          <w:textDirection w:val="lrTb"/>
+          <w:docGrid w:type="default" w:linePitch="100" w:charSpace="0"/>
         </w:sectPr>
       </w:pPr>
     </w:p>
@@ -306,6 +308,7 @@
           <w:pgMar w:left="1134" w:right="1134" w:gutter="0" w:header="0" w:top="1134" w:footer="0" w:bottom="1134"/>
           <w:formProt w:val="false"/>
           <w:textDirection w:val="lrTb"/>
+          <w:docGrid w:type="default" w:linePitch="100" w:charSpace="0"/>
         </w:sectPr>
       </w:pPr>
     </w:p>
@@ -340,9 +343,9 @@
           <w:type w:val="continuous"/>
           <w:pgSz w:w="11906" w:h="16838"/>
           <w:pgMar w:left="1134" w:right="1134" w:gutter="0" w:header="0" w:top="1134" w:footer="0" w:bottom="1134"/>
-          <w:pgNumType w:fmt="decimal"/>
-          <w:formProt w:val="false"/>
-          <w:textDirection w:val="lrTb"/>
+          <w:formProt w:val="false"/>
+          <w:textDirection w:val="lrTb"/>
+          <w:docGrid w:type="default" w:linePitch="100" w:charSpace="0"/>
         </w:sectPr>
       </w:pPr>
     </w:p>
@@ -401,6 +404,7 @@
           <w:pgMar w:left="1134" w:right="1134" w:gutter="0" w:header="0" w:top="1134" w:footer="0" w:bottom="1134"/>
           <w:formProt w:val="false"/>
           <w:textDirection w:val="lrTb"/>
+          <w:docGrid w:type="default" w:linePitch="100" w:charSpace="0"/>
         </w:sectPr>
       </w:pPr>
     </w:p>
@@ -422,9 +426,9 @@
           <w:type w:val="continuous"/>
           <w:pgSz w:w="11906" w:h="16838"/>
           <w:pgMar w:left="1134" w:right="1134" w:gutter="0" w:header="0" w:top="1134" w:footer="0" w:bottom="1134"/>
-          <w:pgNumType w:fmt="decimal"/>
-          <w:formProt w:val="false"/>
-          <w:textDirection w:val="lrTb"/>
+          <w:formProt w:val="false"/>
+          <w:textDirection w:val="lrTb"/>
+          <w:docGrid w:type="default" w:linePitch="100" w:charSpace="0"/>
         </w:sectPr>
       </w:pPr>
     </w:p>
@@ -567,12 +571,41 @@
     </w:p>
     <w:p>
       <w:pPr>
-        <w:sectPr>
-          <w:type w:val="continuous"/>
-          <w:pgSz w:w="11906" w:h="16838"/>
-          <w:pgMar w:left="1134" w:right="1134" w:gutter="0" w:header="0" w:top="1134" w:footer="0" w:bottom="1134"/>
-          <w:formProt w:val="false"/>
-          <w:textDirection w:val="lrTb"/>
+        <w:pStyle w:val="PreformattedText"/>
+        <w:bidi w:val="0"/>
+        <w:spacing w:before="0" w:after="283"/>
+        <w:jc w:val="left"/>
+        <w:rPr>
+          <w:rStyle w:val="SourceText"/>
+        </w:rPr>
+      </w:pPr>
+      <w:r>
+        <w:rPr/>
+      </w:r>
+    </w:p>
+    <w:p>
+      <w:pPr>
+        <w:pStyle w:val="PreformattedText"/>
+        <w:bidi w:val="0"/>
+        <w:spacing w:before="0" w:after="283"/>
+        <w:jc w:val="left"/>
+        <w:rPr>
+          <w:rStyle w:val="SourceText"/>
+        </w:rPr>
+      </w:pPr>
+      <w:r>
+        <w:rPr/>
+      </w:r>
+    </w:p>
+    <w:p>
+      <w:pPr>
+        <w:sectPr>
+          <w:type w:val="continuous"/>
+          <w:pgSz w:w="11906" w:h="16838"/>
+          <w:pgMar w:left="1134" w:right="1134" w:gutter="0" w:header="0" w:top="1134" w:footer="0" w:bottom="1134"/>
+          <w:formProt w:val="false"/>
+          <w:textDirection w:val="lrTb"/>
+          <w:docGrid w:type="default" w:linePitch="100" w:charSpace="0"/>
         </w:sectPr>
       </w:pPr>
     </w:p>
@@ -594,73 +627,11 @@
           <w:type w:val="continuous"/>
           <w:pgSz w:w="11906" w:h="16838"/>
           <w:pgMar w:left="1134" w:right="1134" w:gutter="0" w:header="0" w:top="1134" w:footer="0" w:bottom="1134"/>
-          <w:pgNumType w:fmt="decimal"/>
-          <w:formProt w:val="false"/>
-          <w:textDirection w:val="lrTb"/>
-        </w:sectPr>
-      </w:pPr>
-    </w:p>
-    <w:p>
-      <w:pPr>
-        <w:pStyle w:val="PreformattedText"/>
-        <w:bidi w:val="0"/>
-        <w:spacing w:before="0" w:after="0"/>
-        <w:jc w:val="left"/>
-        <w:rPr/>
-      </w:pPr>
-      <w:bookmarkStart w:id="3" w:name="code-block-viewer3"/>
-      <w:bookmarkEnd w:id="3"/>
-      <w:r>
-        <w:rPr>
-          <w:rStyle w:val="SourceText"/>
-        </w:rPr>
-        <w:t>Technician</w:t>
-      </w:r>
-    </w:p>
-    <w:p>
-      <w:pPr>
-        <w:pStyle w:val="PreformattedText"/>
-        <w:bidi w:val="0"/>
-        <w:spacing w:before="0" w:after="0"/>
-        <w:jc w:val="left"/>
-        <w:rPr/>
-      </w:pPr>
-      <w:r>
-        <w:rPr>
-          <w:rStyle w:val="SourceText"/>
-        </w:rPr>
-        <w:t xml:space="preserve">     ↓</w:t>
-      </w:r>
-    </w:p>
-    <w:p>
-      <w:pPr>
-        <w:pStyle w:val="PreformattedText"/>
-        <w:bidi w:val="0"/>
-        <w:spacing w:before="0" w:after="0"/>
-        <w:jc w:val="left"/>
-        <w:rPr/>
-      </w:pPr>
-      <w:r>
-        <w:rPr>
-          <w:rStyle w:val="SourceText"/>
-        </w:rPr>
-        <w:t>Slots</w:t>
-      </w:r>
-    </w:p>
-    <w:p>
-      <w:pPr>
-        <w:pStyle w:val="PreformattedText"/>
-        <w:bidi w:val="0"/>
-        <w:spacing w:before="0" w:after="0"/>
-        <w:jc w:val="left"/>
-        <w:rPr/>
-      </w:pPr>
-      <w:r>
-        <w:rPr>
-          <w:rStyle w:val="SourceText"/>
-        </w:rPr>
-        <w:t xml:space="preserve">     ↓</w:t>
-      </w:r>
+          <w:formProt w:val="false"/>
+          <w:textDirection w:val="lrTb"/>
+          <w:docGrid w:type="default" w:linePitch="100" w:charSpace="0"/>
+        </w:sectPr>
+      </w:pPr>
     </w:p>
     <w:p>
       <w:pPr>
@@ -674,6 +645,777 @@
         <w:rPr>
           <w:rStyle w:val="SourceText"/>
         </w:rPr>
+        <w:t xml:space="preserve">View available slots, </w:t>
+      </w:r>
+    </w:p>
+    <w:p>
+      <w:pPr>
+        <w:pStyle w:val="PreformattedText"/>
+        <w:bidi w:val="0"/>
+        <w:spacing w:before="0" w:after="283"/>
+        <w:jc w:val="left"/>
+        <w:rPr/>
+      </w:pPr>
+      <w:r>
+        <w:rPr>
+          <w:rStyle w:val="SourceText"/>
+        </w:rPr>
+        <w:t xml:space="preserve">select slot, </w:t>
+      </w:r>
+    </w:p>
+    <w:p>
+      <w:pPr>
+        <w:pStyle w:val="PreformattedText"/>
+        <w:bidi w:val="0"/>
+        <w:spacing w:before="0" w:after="283"/>
+        <w:jc w:val="left"/>
+        <w:rPr/>
+      </w:pPr>
+      <w:r>
+        <w:rPr>
+          <w:rStyle w:val="SourceText"/>
+        </w:rPr>
+        <w:t xml:space="preserve">enter booking details, </w:t>
+      </w:r>
+    </w:p>
+    <w:p>
+      <w:pPr>
+        <w:pStyle w:val="PreformattedText"/>
+        <w:bidi w:val="0"/>
+        <w:spacing w:before="0" w:after="283"/>
+        <w:jc w:val="left"/>
+        <w:rPr/>
+      </w:pPr>
+      <w:r>
+        <w:rPr>
+          <w:rStyle w:val="SourceText"/>
+        </w:rPr>
+        <w:t xml:space="preserve">check availability, </w:t>
+      </w:r>
+    </w:p>
+    <w:p>
+      <w:pPr>
+        <w:pStyle w:val="PreformattedText"/>
+        <w:bidi w:val="0"/>
+        <w:spacing w:before="0" w:after="283"/>
+        <w:jc w:val="left"/>
+        <w:rPr/>
+      </w:pPr>
+      <w:r>
+        <w:rPr>
+          <w:rStyle w:val="SourceText"/>
+        </w:rPr>
+        <w:t xml:space="preserve">create booking, </w:t>
+      </w:r>
+    </w:p>
+    <w:p>
+      <w:pPr>
+        <w:pStyle w:val="PreformattedText"/>
+        <w:bidi w:val="0"/>
+        <w:spacing w:before="0" w:after="283"/>
+        <w:jc w:val="left"/>
+        <w:rPr/>
+      </w:pPr>
+      <w:r>
+        <w:rPr>
+          <w:rStyle w:val="SourceText"/>
+        </w:rPr>
+        <w:t xml:space="preserve">display booking confirmation, </w:t>
+      </w:r>
+    </w:p>
+    <w:p>
+      <w:pPr>
+        <w:pStyle w:val="PreformattedText"/>
+        <w:bidi w:val="0"/>
+        <w:spacing w:before="0" w:after="283"/>
+        <w:jc w:val="left"/>
+        <w:rPr/>
+      </w:pPr>
+      <w:r>
+        <w:rPr>
+          <w:rStyle w:val="SourceText"/>
+        </w:rPr>
+        <w:t>show slot as BOOKED</w:t>
+      </w:r>
+    </w:p>
+    <w:p>
+      <w:pPr>
+        <w:sectPr>
+          <w:type w:val="continuous"/>
+          <w:pgSz w:w="11906" w:h="16838"/>
+          <w:pgMar w:left="1134" w:right="1134" w:gutter="0" w:header="0" w:top="1134" w:footer="0" w:bottom="1134"/>
+          <w:formProt w:val="false"/>
+          <w:textDirection w:val="lrTb"/>
+          <w:docGrid w:type="default" w:linePitch="100" w:charSpace="0"/>
+        </w:sectPr>
+      </w:pPr>
+    </w:p>
+    <w:p>
+      <w:pPr>
+        <w:pStyle w:val="TextBody"/>
+        <w:bidi w:val="0"/>
+        <w:jc w:val="left"/>
+        <w:rPr/>
+      </w:pPr>
+      <w:r>
+        <w:rPr/>
+        <w:t>=============================================</w:t>
+      </w:r>
+    </w:p>
+    <w:p>
+      <w:pPr>
+        <w:pStyle w:val="TextBody"/>
+        <w:bidi w:val="0"/>
+        <w:jc w:val="left"/>
+        <w:rPr/>
+      </w:pPr>
+      <w:r>
+        <w:rPr/>
+        <w:t>This becomes the actual business-facing page.</w:t>
+      </w:r>
+    </w:p>
+    <w:p>
+      <w:pPr>
+        <w:pStyle w:val="TextBody"/>
+        <w:rPr/>
+      </w:pPr>
+      <w:r>
+        <w:rPr/>
+        <w:t xml:space="preserve">The defined flow is </w:t>
+      </w:r>
+      <w:r>
+        <w:rPr>
+          <w:rStyle w:val="StrongEmphasis"/>
+        </w:rPr>
+        <w:t>Available Slots → Select Slot → Check Availability → Create Booking → Slot becomes BOOKED</w:t>
+      </w:r>
+      <w:r>
+        <w:rPr/>
+        <w:t xml:space="preserve">. </w:t>
+      </w:r>
+    </w:p>
+    <w:p>
+      <w:pPr>
+        <w:pStyle w:val="TextBody"/>
+        <w:rPr/>
+      </w:pPr>
+      <w:r>
+        <w:rPr>
+          <w:rStyle w:val="StrongEmphasis"/>
+        </w:rPr>
+        <w:t>Features:</w:t>
+      </w:r>
+    </w:p>
+    <w:p>
+      <w:pPr>
+        <w:pStyle w:val="Heading4"/>
+        <w:rPr/>
+      </w:pPr>
+      <w:r>
+        <w:rPr/>
+        <w:t>Step 1 — Available Slots</w:t>
+      </w:r>
+    </w:p>
+    <w:p>
+      <w:pPr>
+        <w:sectPr>
+          <w:type w:val="continuous"/>
+          <w:pgSz w:w="11906" w:h="16838"/>
+          <w:pgMar w:left="1134" w:right="1134" w:gutter="0" w:header="0" w:top="1134" w:footer="0" w:bottom="1134"/>
+          <w:formProt w:val="false"/>
+          <w:textDirection w:val="lrTb"/>
+          <w:docGrid w:type="default" w:linePitch="100" w:charSpace="0"/>
+        </w:sectPr>
+      </w:pPr>
+    </w:p>
+    <w:p>
+      <w:pPr>
+        <w:pStyle w:val="PreformattedText"/>
+        <w:rPr/>
+      </w:pPr>
+      <w:r>
+        <w:rPr/>
+        <w:t>Date: [ 15-Aug-2026 ]</w:t>
+      </w:r>
+    </w:p>
+    <w:p>
+      <w:pPr>
+        <w:pStyle w:val="PreformattedText"/>
+        <w:rPr/>
+      </w:pPr>
+      <w:r>
+        <w:rPr/>
+        <w:t>Technician     Time             Action</w:t>
+      </w:r>
+    </w:p>
+    <w:p>
+      <w:pPr>
+        <w:pStyle w:val="PreformattedText"/>
+        <w:rPr/>
+      </w:pPr>
+      <w:r>
+        <w:rPr/>
+        <w:t>------------------------------------------------</w:t>
+      </w:r>
+    </w:p>
+    <w:p>
+      <w:pPr>
+        <w:pStyle w:val="PreformattedText"/>
+        <w:rPr/>
+      </w:pPr>
+      <w:r>
+        <w:rPr/>
+        <w:t>Ravi           09:00-09:30      [Book]</w:t>
+      </w:r>
+    </w:p>
+    <w:p>
+      <w:pPr>
+        <w:pStyle w:val="PreformattedText"/>
+        <w:rPr/>
+      </w:pPr>
+      <w:r>
+        <w:rPr/>
+        <w:t>Ravi           10:00-10:30      [Book]</w:t>
+      </w:r>
+    </w:p>
+    <w:p>
+      <w:pPr>
+        <w:pStyle w:val="PreformattedText"/>
+        <w:rPr/>
+      </w:pPr>
+      <w:r>
+        <w:rPr/>
+        <w:t>Ravi           14:00-14:30      [Book]</w:t>
+      </w:r>
+    </w:p>
+    <w:p>
+      <w:pPr>
+        <w:sectPr>
+          <w:type w:val="continuous"/>
+          <w:pgSz w:w="11906" w:h="16838"/>
+          <w:pgMar w:left="1134" w:right="1134" w:gutter="0" w:header="0" w:top="1134" w:footer="0" w:bottom="1134"/>
+          <w:formProt w:val="false"/>
+          <w:textDirection w:val="lrTb"/>
+          <w:docGrid w:type="default" w:linePitch="100" w:charSpace="0"/>
+        </w:sectPr>
+      </w:pPr>
+    </w:p>
+    <w:p>
+      <w:pPr>
+        <w:pStyle w:val="Heading4"/>
+        <w:rPr/>
+      </w:pPr>
+      <w:r>
+        <w:rPr/>
+        <w:t>Step 2 — Booking Form</w:t>
+      </w:r>
+    </w:p>
+    <w:p>
+      <w:pPr>
+        <w:pStyle w:val="TextBody"/>
+        <w:rPr/>
+      </w:pPr>
+      <w:r>
+        <w:rPr/>
+        <w:t>Students should capture:</w:t>
+      </w:r>
+    </w:p>
+    <w:p>
+      <w:pPr>
+        <w:sectPr>
+          <w:type w:val="continuous"/>
+          <w:pgSz w:w="11906" w:h="16838"/>
+          <w:pgMar w:left="1134" w:right="1134" w:gutter="0" w:header="0" w:top="1134" w:footer="0" w:bottom="1134"/>
+          <w:formProt w:val="false"/>
+          <w:textDirection w:val="lrTb"/>
+          <w:docGrid w:type="default" w:linePitch="100" w:charSpace="0"/>
+        </w:sectPr>
+      </w:pPr>
+    </w:p>
+    <w:p>
+      <w:pPr>
+        <w:pStyle w:val="PreformattedText"/>
+        <w:rPr/>
+      </w:pPr>
+      <w:r>
+        <w:rPr/>
+        <w:t>Slot</w:t>
+      </w:r>
+    </w:p>
+    <w:p>
+      <w:pPr>
+        <w:pStyle w:val="PreformattedText"/>
+        <w:rPr/>
+      </w:pPr>
+      <w:r>
+        <w:rPr/>
+        <w:t>Work Type</w:t>
+      </w:r>
+    </w:p>
+    <w:p>
+      <w:pPr>
+        <w:pStyle w:val="PreformattedText"/>
+        <w:rPr/>
+      </w:pPr>
+      <w:r>
+        <w:rPr/>
+        <w:t>Service Area</w:t>
+      </w:r>
+    </w:p>
+    <w:p>
+      <w:pPr>
+        <w:pStyle w:val="PreformattedText"/>
+        <w:rPr/>
+      </w:pPr>
+      <w:r>
+        <w:rPr/>
+        <w:t>Predicted Minutes</w:t>
+      </w:r>
+    </w:p>
+    <w:p>
+      <w:pPr>
+        <w:sectPr>
+          <w:type w:val="continuous"/>
+          <w:pgSz w:w="11906" w:h="16838"/>
+          <w:pgMar w:left="1134" w:right="1134" w:gutter="0" w:header="0" w:top="1134" w:footer="0" w:bottom="1134"/>
+          <w:formProt w:val="false"/>
+          <w:textDirection w:val="lrTb"/>
+          <w:docGrid w:type="default" w:linePitch="100" w:charSpace="0"/>
+        </w:sectPr>
+      </w:pPr>
+    </w:p>
+    <w:p>
+      <w:pPr>
+        <w:pStyle w:val="TextBody"/>
+        <w:rPr/>
+      </w:pPr>
+      <w:r>
+        <w:rPr/>
+        <w:t>The booking model also contains:</w:t>
+      </w:r>
+    </w:p>
+    <w:p>
+      <w:pPr>
+        <w:sectPr>
+          <w:type w:val="continuous"/>
+          <w:pgSz w:w="11906" w:h="16838"/>
+          <w:pgMar w:left="1134" w:right="1134" w:gutter="0" w:header="0" w:top="1134" w:footer="0" w:bottom="1134"/>
+          <w:formProt w:val="false"/>
+          <w:textDirection w:val="lrTb"/>
+          <w:docGrid w:type="default" w:linePitch="100" w:charSpace="0"/>
+        </w:sectPr>
+      </w:pPr>
+    </w:p>
+    <w:p>
+      <w:pPr>
+        <w:pStyle w:val="PreformattedText"/>
+        <w:rPr/>
+      </w:pPr>
+      <w:r>
+        <w:rPr/>
+        <w:t>bookingId</w:t>
+      </w:r>
+    </w:p>
+    <w:p>
+      <w:pPr>
+        <w:pStyle w:val="PreformattedText"/>
+        <w:rPr/>
+      </w:pPr>
+      <w:r>
+        <w:rPr/>
+        <w:t>slotId</w:t>
+      </w:r>
+    </w:p>
+    <w:p>
+      <w:pPr>
+        <w:pStyle w:val="PreformattedText"/>
+        <w:rPr/>
+      </w:pPr>
+      <w:r>
+        <w:rPr/>
+        <w:t>status</w:t>
+      </w:r>
+    </w:p>
+    <w:p>
+      <w:pPr>
+        <w:pStyle w:val="PreformattedText"/>
+        <w:rPr/>
+      </w:pPr>
+      <w:r>
+        <w:rPr/>
+        <w:t>cancellationReason</w:t>
+      </w:r>
+    </w:p>
+    <w:p>
+      <w:pPr>
+        <w:sectPr>
+          <w:type w:val="continuous"/>
+          <w:pgSz w:w="11906" w:h="16838"/>
+          <w:pgMar w:left="1134" w:right="1134" w:gutter="0" w:header="0" w:top="1134" w:footer="0" w:bottom="1134"/>
+          <w:formProt w:val="false"/>
+          <w:textDirection w:val="lrTb"/>
+          <w:docGrid w:type="default" w:linePitch="100" w:charSpace="0"/>
+        </w:sectPr>
+      </w:pPr>
+    </w:p>
+    <w:p>
+      <w:pPr>
+        <w:pStyle w:val="TextBody"/>
+        <w:rPr/>
+      </w:pPr>
+      <w:r>
+        <w:rPr/>
+        <w:t xml:space="preserve">as defined in the Day 5 application model. </w:t>
+      </w:r>
+    </w:p>
+    <w:p>
+      <w:pPr>
+        <w:pStyle w:val="Heading4"/>
+        <w:rPr/>
+      </w:pPr>
+      <w:r>
+        <w:rPr/>
+        <w:t>Step 3 — Booking Confirmation</w:t>
+      </w:r>
+    </w:p>
+    <w:p>
+      <w:pPr>
+        <w:sectPr>
+          <w:type w:val="continuous"/>
+          <w:pgSz w:w="11906" w:h="16838"/>
+          <w:pgMar w:left="1134" w:right="1134" w:gutter="0" w:header="0" w:top="1134" w:footer="0" w:bottom="1134"/>
+          <w:formProt w:val="false"/>
+          <w:textDirection w:val="lrTb"/>
+          <w:docGrid w:type="default" w:linePitch="100" w:charSpace="0"/>
+        </w:sectPr>
+      </w:pPr>
+    </w:p>
+    <w:p>
+      <w:pPr>
+        <w:pStyle w:val="PreformattedText"/>
+        <w:rPr/>
+      </w:pPr>
+      <w:r>
+        <w:rPr/>
+        <w:t>Booking Confirmed</w:t>
+      </w:r>
+    </w:p>
+    <w:p>
+      <w:pPr>
+        <w:pStyle w:val="PreformattedText"/>
+        <w:rPr/>
+      </w:pPr>
+      <w:r>
+        <w:rPr/>
+        <w:t>Booking ID       : BK001</w:t>
+      </w:r>
+    </w:p>
+    <w:p>
+      <w:pPr>
+        <w:pStyle w:val="PreformattedText"/>
+        <w:rPr/>
+      </w:pPr>
+      <w:r>
+        <w:rPr/>
+        <w:t>Technician       : Ravi</w:t>
+      </w:r>
+    </w:p>
+    <w:p>
+      <w:pPr>
+        <w:pStyle w:val="PreformattedText"/>
+        <w:rPr/>
+      </w:pPr>
+      <w:r>
+        <w:rPr/>
+        <w:t>Service Area     : Bangalore</w:t>
+      </w:r>
+    </w:p>
+    <w:p>
+      <w:pPr>
+        <w:pStyle w:val="PreformattedText"/>
+        <w:rPr/>
+      </w:pPr>
+      <w:r>
+        <w:rPr/>
+        <w:t>Work Type        : Installation</w:t>
+      </w:r>
+    </w:p>
+    <w:p>
+      <w:pPr>
+        <w:pStyle w:val="PreformattedText"/>
+        <w:rPr/>
+      </w:pPr>
+      <w:r>
+        <w:rPr/>
+        <w:t>Date             : 15-Aug-2026</w:t>
+      </w:r>
+    </w:p>
+    <w:p>
+      <w:pPr>
+        <w:pStyle w:val="PreformattedText"/>
+        <w:rPr/>
+      </w:pPr>
+      <w:r>
+        <w:rPr/>
+        <w:t>Time             : 09:00 - 09:30</w:t>
+      </w:r>
+    </w:p>
+    <w:p>
+      <w:pPr>
+        <w:pStyle w:val="PreformattedText"/>
+        <w:rPr/>
+      </w:pPr>
+      <w:r>
+        <w:rPr/>
+        <w:t>Status           : CONFIRMED</w:t>
+      </w:r>
+    </w:p>
+    <w:p>
+      <w:pPr>
+        <w:sectPr>
+          <w:type w:val="continuous"/>
+          <w:pgSz w:w="11906" w:h="16838"/>
+          <w:pgMar w:left="1134" w:right="1134" w:gutter="0" w:header="0" w:top="1134" w:footer="0" w:bottom="1134"/>
+          <w:formProt w:val="false"/>
+          <w:textDirection w:val="lrTb"/>
+          <w:docGrid w:type="default" w:linePitch="100" w:charSpace="0"/>
+        </w:sectPr>
+      </w:pPr>
+    </w:p>
+    <w:p>
+      <w:pPr>
+        <w:pStyle w:val="HorizontalLine"/>
+        <w:rPr/>
+      </w:pPr>
+      <w:r>
+        <w:rPr/>
+      </w:r>
+    </w:p>
+    <w:p>
+      <w:pPr>
+        <w:pStyle w:val="Heading2"/>
+        <w:rPr/>
+      </w:pPr>
+      <w:r>
+        <w:rPr/>
+        <w:t>Overall application navigation</w:t>
+      </w:r>
+    </w:p>
+    <w:p>
+      <w:pPr>
+        <w:pStyle w:val="TextBody"/>
+        <w:rPr/>
+      </w:pPr>
+      <w:r>
+        <w:rPr/>
+        <w:t>I would recommend students build the application with this navigation:</w:t>
+      </w:r>
+    </w:p>
+    <w:p>
+      <w:pPr>
+        <w:sectPr>
+          <w:type w:val="continuous"/>
+          <w:pgSz w:w="11906" w:h="16838"/>
+          <w:pgMar w:left="1134" w:right="1134" w:gutter="0" w:header="0" w:top="1134" w:footer="0" w:bottom="1134"/>
+          <w:formProt w:val="false"/>
+          <w:textDirection w:val="lrTb"/>
+          <w:docGrid w:type="default" w:linePitch="100" w:charSpace="0"/>
+        </w:sectPr>
+      </w:pPr>
+    </w:p>
+    <w:p>
+      <w:pPr>
+        <w:pStyle w:val="PreformattedText"/>
+        <w:rPr/>
+      </w:pPr>
+      <w:r>
+        <w:rPr/>
+        <w:t xml:space="preserve">                    </w:t>
+      </w:r>
+      <w:r>
+        <w:rPr/>
+        <w:t>Technician Service App</w:t>
+      </w:r>
+    </w:p>
+    <w:p>
+      <w:pPr>
+        <w:pStyle w:val="PreformattedText"/>
+        <w:rPr/>
+      </w:pPr>
+      <w:r>
+        <w:rPr/>
+        <w:t xml:space="preserve">                            </w:t>
+      </w:r>
+      <w:r>
+        <w:rPr/>
+        <w:t>|</w:t>
+      </w:r>
+    </w:p>
+    <w:p>
+      <w:pPr>
+        <w:pStyle w:val="PreformattedText"/>
+        <w:rPr/>
+      </w:pPr>
+      <w:r>
+        <w:rPr/>
+        <w:t xml:space="preserve">        </w:t>
+      </w:r>
+      <w:r>
+        <w:rPr/>
+        <w:t>+-------------------+-------------------+</w:t>
+      </w:r>
+    </w:p>
+    <w:p>
+      <w:pPr>
+        <w:pStyle w:val="PreformattedText"/>
+        <w:rPr/>
+      </w:pPr>
+      <w:r>
+        <w:rPr/>
+        <w:t xml:space="preserve">        </w:t>
+      </w:r>
+      <w:r>
+        <w:rPr/>
+        <w:t>|                   |                   |</w:t>
+      </w:r>
+    </w:p>
+    <w:p>
+      <w:pPr>
+        <w:pStyle w:val="PreformattedText"/>
+        <w:rPr/>
+      </w:pPr>
+      <w:r>
+        <w:rPr/>
+        <w:t xml:space="preserve">   </w:t>
+      </w:r>
+      <w:r>
+        <w:rPr/>
+        <w:t>Dashboard          Technicians          Scheduling</w:t>
+      </w:r>
+    </w:p>
+    <w:p>
+      <w:pPr>
+        <w:pStyle w:val="PreformattedText"/>
+        <w:rPr/>
+      </w:pPr>
+      <w:r>
+        <w:rPr/>
+        <w:t xml:space="preserve">        </w:t>
+      </w:r>
+      <w:r>
+        <w:rPr/>
+        <w:t>|                   |                   |</w:t>
+      </w:r>
+    </w:p>
+    <w:p>
+      <w:pPr>
+        <w:pStyle w:val="PreformattedText"/>
+        <w:rPr/>
+      </w:pPr>
+      <w:r>
+        <w:rPr/>
+        <w:t xml:space="preserve">        </w:t>
+      </w:r>
+      <w:r>
+        <w:rPr/>
+        <w:t>|             Technician CRUD      Appointment</w:t>
+      </w:r>
+    </w:p>
+    <w:p>
+      <w:pPr>
+        <w:pStyle w:val="PreformattedText"/>
+        <w:rPr/>
+      </w:pPr>
+      <w:r>
+        <w:rPr/>
+        <w:t xml:space="preserve">        </w:t>
+      </w:r>
+      <w:r>
+        <w:rPr/>
+        <w:t>|                   |                 Slots</w:t>
+      </w:r>
+    </w:p>
+    <w:p>
+      <w:pPr>
+        <w:pStyle w:val="PreformattedText"/>
+        <w:rPr/>
+      </w:pPr>
+      <w:r>
+        <w:rPr/>
+        <w:t xml:space="preserve">        </w:t>
+      </w:r>
+      <w:r>
+        <w:rPr/>
+        <w:t>|                   |                   |</w:t>
+      </w:r>
+    </w:p>
+    <w:p>
+      <w:pPr>
+        <w:pStyle w:val="PreformattedText"/>
+        <w:rPr/>
+      </w:pPr>
+      <w:r>
+        <w:rPr/>
+        <w:t xml:space="preserve">        </w:t>
+      </w:r>
+      <w:r>
+        <w:rPr/>
+        <w:t>+-------------------+-------------------+</w:t>
+      </w:r>
+    </w:p>
+    <w:p>
+      <w:pPr>
+        <w:pStyle w:val="PreformattedText"/>
+        <w:rPr/>
+      </w:pPr>
+      <w:r>
+        <w:rPr/>
+        <w:t xml:space="preserve">                            </w:t>
+      </w:r>
+      <w:r>
+        <w:rPr/>
+        <w:t>|</w:t>
+      </w:r>
+    </w:p>
+    <w:p>
+      <w:pPr>
+        <w:pStyle w:val="PreformattedText"/>
+        <w:rPr/>
+      </w:pPr>
+      <w:r>
+        <w:rPr/>
+        <w:t xml:space="preserve">                  </w:t>
+      </w:r>
+      <w:r>
+        <w:rPr/>
+        <w:t>Technician Availability</w:t>
+      </w:r>
+    </w:p>
+    <w:p>
+      <w:pPr>
+        <w:pStyle w:val="PreformattedText"/>
+        <w:rPr/>
+      </w:pPr>
+      <w:r>
+        <w:rPr/>
+        <w:t xml:space="preserve">                            </w:t>
+      </w:r>
+      <w:r>
+        <w:rPr/>
+        <w:t>|</w:t>
+      </w:r>
+    </w:p>
+    <w:p>
+      <w:pPr>
+        <w:pStyle w:val="PreformattedText"/>
+        <w:rPr/>
+      </w:pPr>
+      <w:r>
+        <w:rPr/>
+        <w:t xml:space="preserve">                     </w:t>
+      </w:r>
+      <w:r>
+        <w:rPr/>
         <w:t>Customer Booking</w:t>
       </w:r>
     </w:p>
@@ -685,6 +1427,7 @@
           <w:pgMar w:left="1134" w:right="1134" w:gutter="0" w:header="0" w:top="1134" w:footer="0" w:bottom="1134"/>
           <w:formProt w:val="false"/>
           <w:textDirection w:val="lrTb"/>
+          <w:docGrid w:type="default" w:linePitch="100" w:charSpace="0"/>
         </w:sectPr>
       </w:pPr>
     </w:p>
@@ -703,9 +1446,9 @@
       <w:type w:val="continuous"/>
       <w:pgSz w:w="11906" w:h="16838"/>
       <w:pgMar w:left="1134" w:right="1134" w:gutter="0" w:header="0" w:top="1134" w:footer="0" w:bottom="1134"/>
-      <w:pgNumType w:fmt="decimal"/>
       <w:formProt w:val="false"/>
       <w:textDirection w:val="lrTb"/>
+      <w:docGrid w:type="default" w:linePitch="100" w:charSpace="0"/>
     </w:sectPr>
   </w:body>
 </w:document>
@@ -725,7 +1468,6 @@
     </w:rPrDefault>
     <w:pPrDefault>
       <w:pPr>
-        <w:widowControl/>
         <w:suppressAutoHyphens w:val="true"/>
       </w:pPr>
     </w:pPrDefault>
@@ -735,7 +1477,10 @@
     <w:qFormat/>
     <w:pPr>
       <w:widowControl/>
+      <w:suppressAutoHyphens w:val="true"/>
       <w:bidi w:val="0"/>
+      <w:spacing w:before="0" w:after="0"/>
+      <w:jc w:val="left"/>
     </w:pPr>
     <w:rPr>
       <w:rFonts w:ascii="Liberation Serif" w:hAnsi="Liberation Serif" w:eastAsia="Noto Serif CJK SC" w:cs="Lohit Devanagari"/>
@@ -763,6 +1508,23 @@
       <w:szCs w:val="48"/>
     </w:rPr>
   </w:style>
+  <w:style w:type="paragraph" w:styleId="Heading2">
+    <w:name w:val="Heading 2"/>
+    <w:basedOn w:val="Heading"/>
+    <w:next w:val="TextBody"/>
+    <w:qFormat/>
+    <w:pPr>
+      <w:spacing w:before="200" w:after="120"/>
+      <w:outlineLvl w:val="1"/>
+    </w:pPr>
+    <w:rPr>
+      <w:rFonts w:ascii="Liberation Serif" w:hAnsi="Liberation Serif" w:eastAsia="Noto Serif CJK SC" w:cs="Lohit Devanagari"/>
+      <w:b/>
+      <w:bCs/>
+      <w:sz w:val="36"/>
+      <w:szCs w:val="36"/>
+    </w:rPr>
+  </w:style>
   <w:style w:type="paragraph" w:styleId="Heading3">
     <w:name w:val="Heading 3"/>
     <w:basedOn w:val="Heading"/>
@@ -778,6 +1540,23 @@
       <w:bCs/>
       <w:sz w:val="28"/>
       <w:szCs w:val="28"/>
+    </w:rPr>
+  </w:style>
+  <w:style w:type="paragraph" w:styleId="Heading4">
+    <w:name w:val="Heading 4"/>
+    <w:basedOn w:val="Heading"/>
+    <w:next w:val="TextBody"/>
+    <w:qFormat/>
+    <w:pPr>
+      <w:spacing w:before="120" w:after="120"/>
+      <w:outlineLvl w:val="3"/>
+    </w:pPr>
+    <w:rPr>
+      <w:rFonts w:ascii="Liberation Serif" w:hAnsi="Liberation Serif" w:eastAsia="Noto Serif CJK SC" w:cs="Lohit Devanagari"/>
+      <w:b/>
+      <w:bCs/>
+      <w:sz w:val="24"/>
+      <w:szCs w:val="24"/>
     </w:rPr>
   </w:style>
   <w:style w:type="character" w:styleId="StrongEmphasis">
@@ -876,5 +1655,22 @@
       <w:szCs w:val="20"/>
     </w:rPr>
   </w:style>
+  <w:style w:type="paragraph" w:styleId="HorizontalLine">
+    <w:name w:val="Horizontal Line"/>
+    <w:basedOn w:val="Normal"/>
+    <w:next w:val="TextBody"/>
+    <w:qFormat/>
+    <w:pPr>
+      <w:suppressLineNumbers/>
+      <w:pBdr>
+        <w:bottom w:val="double" w:sz="2" w:space="0" w:color="808080"/>
+      </w:pBdr>
+      <w:spacing w:before="0" w:after="283"/>
+    </w:pPr>
+    <w:rPr>
+      <w:sz w:val="12"/>
+      <w:szCs w:val="12"/>
+    </w:rPr>
+  </w:style>
 </w:styles>
 </file>